--- a/ky/wisdom-stories/to-forgive.docx
+++ b/ky/wisdom-stories/to-forgive.docx
@@ -57,7 +57,7 @@
           <w:sz w:val="22"/>
           <w:lang w:val="ky-KG"/>
         </w:rPr>
-        <w:t>Кечирүү — таарыныч менен кектин туткунунан бошонууга жол ачуу. Бирөөнүн кылганы өмүр бою жаныңды кейите бербесин деп, ички жүгүңдү жеңилдетүү.</w:t>
+        <w:t>Кечирүү — таарынычтын, кектин жана жек көрүүнүн туткунунан кутулуу, эски жаранын оорусунан арылуу.</w:t>
       </w:r>
     </w:p>
     <w:p>
@@ -75,7 +75,7 @@
           <w:sz w:val="22"/>
           <w:lang w:val="ky-KG"/>
         </w:rPr>
-        <w:t>Кечиргиле жана эркин болгула. Кечиргиле, бирок алган сабагыңарды унутпагыла, болбосо кайра жараланасыңар.</w:t>
+        <w:t>Кечиргиле жана эркин болгула. Бирок башыңардан өткөндөн сабак алгыла, кайра ошол эле жерден жараланбагыла.</w:t>
       </w:r>
     </w:p>
     <w:p>
@@ -99,7 +99,7 @@
           <w:sz w:val="22"/>
           <w:lang w:val="ky-KG"/>
         </w:rPr>
-        <w:t xml:space="preserve">Сабак: </w:t>
+        <w:t>Сабак: Кечирүү бирөөнүн кылганын туура деп табуу эмес. Ал — жүрөгүңдү кектен бошотуу. Кечир да, жеңилде, бирок сабагын да унутпа.</w:t>
       </w:r>
       <w:r>
         <w:rPr>
@@ -108,7 +108,6 @@
           <w:sz w:val="22"/>
           <w:lang w:val="ky-KG"/>
         </w:rPr>
-        <w:t>Кечирүү бирөөнүн кылганын туура деп табуу эмес. Ал — жүрөгүңдү кектен бошотуу. Бирок алган сабагың эсиңде калсын.</w:t>
       </w:r>
     </w:p>
     <w:p>
@@ -128,7 +127,7 @@
           <w:sz w:val="18"/>
           <w:lang w:val="ky-KG"/>
         </w:rPr>
-        <w:t>Окуя ачык интернет булактарынан алынды.</w:t>
+        <w:t>Аңгемелер ачык интернет булактарынан алынган, иллюстрациялар болсо ЖИ менен түзүлгөн.</w:t>
       </w:r>
     </w:p>
     <w:sectPr>
